--- a/eng/docx/25.content.docx
+++ b/eng/docx/25.content.docx
@@ -19,7 +19,7 @@
         <w:rPr>
           <w:lang w:val="en_US" w:bidi="en_US"/>
         </w:rPr>
-        <w:t>Resource: Study Notes - Book Intros (Tyndale)</w:t>
+        <w:t>Resource: Tyndale Open Study Notes</w:t>
       </w:r>
       <w:r>
         <w:rPr>
@@ -112,7 +112,7 @@
         <w:rPr>
           <w:lang w:val="en_US" w:bidi="en_US"/>
         </w:rPr>
-        <w:t>Study Notes - Book Intros (Tyndale)</w:t>
+        <w:t>Tyndale Open Study Notes</w:t>
       </w:r>
     </w:p>
     <w:p>

--- a/eng/docx/25.content.docx
+++ b/eng/docx/25.content.docx
@@ -231,7 +231,7 @@
         <w:rPr>
           <w:lang w:val="en_US" w:bidi="en_US"/>
         </w:rPr>
-        <w:t>Most of us have not experienced the death of our nation, and we know little of the agony of utter despair; but others in our world have experienced total devastation as their cities or nations have been destroyed by wars, earthquakes, tsunamis, or hurricanes. Reading the book of Lamentations can give us a point of entry into their experiences. It can help us to face the darkest aspects of human existence.</w:t>
+        <w:t>Most people have not experienced the destruction of their nation. Many of us do not know the deep pain of complete despair. But many people around the world have lived through terrible disasters. War, earthquakes, tsunamis, or hurricanes have destroyed their cities and nations. The book of Lamentations helps us understand some of their suffering. It also helps us face the darkest parts of human life.</w:t>
       </w:r>
     </w:p>
     <w:p>
@@ -256,7 +256,7 @@
         <w:rPr>
           <w:lang w:val="en_US" w:bidi="en_US"/>
         </w:rPr>
-        <w:t>After a long siege, the Babylonian army breached Jerusalem’s defenses and took control. They deported many of the people of Judah to exile in Babylon, and they destroyed the city of Jerusalem, including the Temple of God. Only a few survivors remained in the land, including Jeremiah the prophet. Nothing else was left, and the hopes of God’s people were nearly dead.</w:t>
+        <w:t>After a long siege, the Babylonian army broke through Jerusalem’s walls and captured the city. They took many people from Judah into exile in Babylon. They also destroyed Jerusalem, including the temple of God. Only a few survivors remained in the land, among them Jeremiah the prophet. Almost everything was gone, and God’s people had little hope left.</w:t>
       </w:r>
     </w:p>
     <w:p>
@@ -281,7 +281,7 @@
         <w:rPr>
           <w:lang w:val="en_US" w:bidi="en_US"/>
         </w:rPr>
-        <w:t>The book of Lamentations is a collection of five highly structured and emotionally powerful poems that lament Jerusalem’s destruction.</w:t>
+        <w:t>The book of Lamentations contains five carefully arranged and deeply emotional poems that mourn the destruction of Jerusalem.</w:t>
       </w:r>
     </w:p>
     <w:p>
@@ -307,7 +307,7 @@
         <w:rPr>
           <w:lang w:val="en_US" w:bidi="en_US"/>
         </w:rPr>
-        <w:t xml:space="preserve"> describes Jerusalem’s ruins. Jerusalem is personified as a once-famous princess who is now a wounded slave, lamenting the contrast between her past and present with intense agony and shame. She acknowledges that she has earned her distress, and she prays that the Lord will relieve her miserable condition.</w:t>
+        <w:t xml:space="preserve"> describes the ruined city. Jerusalem is pictured as a princess who was once honored but is now a suffering slave. She mourns the great difference between her past and present condition with deep pain and shame. She admits that her suffering is deserved and asks the Lord to bring relief.</w:t>
       </w:r>
     </w:p>
     <w:p>
@@ -333,7 +333,7 @@
         <w:rPr>
           <w:lang w:val="en_US" w:bidi="en_US"/>
         </w:rPr>
-        <w:t xml:space="preserve"> summarizes the shameful situation in Jerusalem. The author agonizes as he watches starving children, weeping mothers, lying prophets, and mocking enemies. This tragedy happened because God withdrew his mercy and kept his promise to judge his people when they sinned against him.</w:t>
+        <w:t xml:space="preserve"> describes the terrible condition of Jerusalem. The writer grieves as he sees hungry children, crying mothers, false prophets, and enemies who mock the people. This disaster happened because God removed his protection and carried out his promise to judge his people when they sinned against him.</w:t>
       </w:r>
     </w:p>
     <w:p>
@@ -359,7 +359,7 @@
         <w:rPr>
           <w:lang w:val="en_US" w:bidi="en_US"/>
         </w:rPr>
-        <w:t xml:space="preserve"> is an eyewitness account of God’s wrath. The author is sickened by the carnage; he is without hope and crushed by shame. Then he realizes that God’s anger will not last forever, and hope floods his soul. God’s faithfulness, love, kindness, and goodness are the ultimate, saving reality. Yet the hurt remains, and tears flow abundantly as he prays.</w:t>
+        <w:t xml:space="preserve"> gives a personal account of God’s wrath (his righteous anger against sin). The writer is overwhelmed by death and destruction. He feels hopeless and ashamed. Then he remembers that God’s anger will not last forever, and hope returns. Even in great suffering, God’s faithfulness, love, kindness, and goodness remain unchanged. Still, the pain remains, and the writer continues to weep as he prays.</w:t>
       </w:r>
     </w:p>
     <w:p>
@@ -385,7 +385,7 @@
         <w:rPr>
           <w:lang w:val="en_US" w:bidi="en_US"/>
         </w:rPr>
-        <w:t xml:space="preserve"> is a gloomy description of the devastation before and after the walls of Jerusalem were breached, in contrast to the city’s years of glory. God was justly punishing the vicious sins of his people, and they could not escape his judgment.</w:t>
+        <w:t xml:space="preserve"> describes the destruction before and after Jerusalem’s walls fell. It contrasts the city’s former glory with its present ruin. God was rightly punishing the terrible sins of his people, and they could not escape his judgment.</w:t>
       </w:r>
     </w:p>
     <w:p>
@@ -411,7 +411,7 @@
         <w:rPr>
           <w:lang w:val="en_US" w:bidi="en_US"/>
         </w:rPr>
-        <w:t xml:space="preserve"> is a prayer that asks God to carefully consider the people’s plight. It ends with a plea for salvation, if salvation is still available.</w:t>
+        <w:t xml:space="preserve"> is a prayer asking God to consider the people’s suffering carefully. It ends with a cry for rescue, if rescue is still possible.</w:t>
       </w:r>
     </w:p>
     <w:p>
@@ -425,7 +425,7 @@
         <w:rPr>
           <w:lang w:val="en_US" w:bidi="en_US"/>
         </w:rPr>
-        <w:t xml:space="preserve">The first four of these poems are acrostics based on the twenty-two letters of the Hebrew alphabet, with each successive stanza beginning with the next letter (a feature that is lost in translation). </w:t>
+        <w:t xml:space="preserve">The first four poems are acrostics. This means each section begins with the next letter of the Hebrew alphabet. This feature cannot fully be seen in English translation. </w:t>
       </w:r>
       <w:hyperlink r:id="rId17">
         <w:r>
@@ -443,7 +443,7 @@
         <w:rPr>
           <w:lang w:val="en_US" w:bidi="en_US"/>
         </w:rPr>
-        <w:t xml:space="preserve"> has twenty-two verses but is not an acrostic. In all five poems, pain and distress are paired with faith and hope. The suffering of the present seems more real than the possibility of redemption in the future, but God’s love and faithfulness remain.</w:t>
+        <w:t xml:space="preserve"> also has 22 verses, but it is not an acrostic. In all five poems, pain and suffering are paired with faith and hope. The suffering of the present feels stronger than the hope of future rescue, yet God’s love and faithfulness remain.</w:t>
       </w:r>
     </w:p>
     <w:p>
@@ -454,7 +454,7 @@
         <w:rPr>
           <w:lang w:val="en_US" w:bidi="en_US"/>
         </w:rPr>
-        <w:t>Authorship</w:t>
+        <w:t>Author</w:t>
       </w:r>
     </w:p>
     <w:p>
@@ -468,7 +468,7 @@
         <w:rPr>
           <w:lang w:val="en_US" w:bidi="en_US"/>
         </w:rPr>
-        <w:t>The book of Lamentations does not identify its author. The poems are situated in a context immediately before and after the fall of Jerusalem in 586 BC. Jeremiah was in Jerusalem during this time of calamity, and he has long been identified as the author. It may have been written with the help of Baruch, Jeremiah’s assistant and scribe. Second Chronicles indicates that Jeremiah also wrote laments at the time of King Josiah’s death (</w:t>
+        <w:t>The book of Lamentations does not name its author. The poems were written around the time Jerusalem fell in 586 BC. Jeremiah was living in Jerusalem during this disaster, and many people have believed he wrote the book. He may have written it with help from Baruch, his assistant and scribe (a person who copied and recorded writings). Second Chronicles says Jeremiah also wrote laments when King Josiah died (</w:t>
       </w:r>
       <w:hyperlink r:id="rId18">
         <w:r>
@@ -479,14 +479,14 @@
             <w:color w:val="0000EE"/>
             <w:u w:val="single"/>
           </w:rPr>
-          <w:t>2 Chr 35:25</w:t>
+          <w:t>2 Chronicles 35:25</w:t>
         </w:r>
       </w:hyperlink>
       <w:r>
         <w:rPr>
           <w:lang w:val="en_US" w:bidi="en_US"/>
         </w:rPr>
-        <w:t>). The author of Lamentations freely pours out his emotions, as does Jeremiah in the book that bears his name, and both books reflect on the future of the nation.</w:t>
+        <w:t>). Like the book of Jeremiah, Lamentations openly expresses sorrow and reflects on the future of the nation.</w:t>
       </w:r>
     </w:p>
     <w:p>
@@ -500,7 +500,25 @@
         <w:rPr>
           <w:lang w:val="en_US" w:bidi="en_US"/>
         </w:rPr>
-        <w:t>There are a number of other parallels between the books of Jeremiah and Lamentations. Compare the treatment of the following themes: troubled widows (</w:t>
+        <w:t>There are also many similarities between Jeremiah and Lamentations. Both books speak about:</w:t>
+      </w:r>
+    </w:p>
+    <w:p>
+      <w:pPr>
+        <w:pStyle w:val="ListBullet"/>
+        <w:spacing w:line="240" w:lineRule="auto"/>
+        <w:ind w:left="720"/>
+      </w:pPr>
+      <w:r>
+        <w:rPr>
+          <w:lang w:val="en_US" w:bidi="en_US"/>
+        </w:rPr>
+      </w:r>
+      <w:r>
+        <w:rPr>
+          <w:lang w:val="en_US" w:bidi="en_US"/>
+        </w:rPr>
+        <w:t>widows who were suffering (</w:t>
       </w:r>
       <w:hyperlink r:id="rId19">
         <w:r>
@@ -511,7 +529,7 @@
             <w:color w:val="0000EE"/>
             <w:u w:val="single"/>
           </w:rPr>
-          <w:t>1:1</w:t>
+          <w:t>Lamentations 1:1</w:t>
         </w:r>
       </w:hyperlink>
       <w:r>
@@ -536,7 +554,7 @@
         <w:rPr>
           <w:lang w:val="en_US" w:bidi="en_US"/>
         </w:rPr>
-        <w:t xml:space="preserve">; cp. </w:t>
+        <w:t xml:space="preserve">; see also </w:t>
       </w:r>
       <w:hyperlink r:id="rId21">
         <w:r>
@@ -547,7 +565,7 @@
             <w:color w:val="0000EE"/>
             <w:u w:val="single"/>
           </w:rPr>
-          <w:t>Jer 15:8</w:t>
+          <w:t>Jeremiah 15:8</w:t>
         </w:r>
       </w:hyperlink>
       <w:r>
@@ -572,7 +590,25 @@
         <w:rPr>
           <w:lang w:val="en_US" w:bidi="en_US"/>
         </w:rPr>
-        <w:t>); weeping people (</w:t>
+        <w:t>);</w:t>
+      </w:r>
+    </w:p>
+    <w:p>
+      <w:pPr>
+        <w:pStyle w:val="ListBullet"/>
+        <w:spacing w:line="240" w:lineRule="auto"/>
+        <w:ind w:left="720"/>
+      </w:pPr>
+      <w:r>
+        <w:rPr>
+          <w:lang w:val="en_US" w:bidi="en_US"/>
+        </w:rPr>
+      </w:r>
+      <w:r>
+        <w:rPr>
+          <w:lang w:val="en_US" w:bidi="en_US"/>
+        </w:rPr>
+        <w:t>weeping people (</w:t>
       </w:r>
       <w:hyperlink r:id="rId23">
         <w:r>
@@ -644,7 +680,7 @@
         <w:rPr>
           <w:lang w:val="en_US" w:bidi="en_US"/>
         </w:rPr>
-        <w:t xml:space="preserve">; cp. </w:t>
+        <w:t xml:space="preserve">; see also </w:t>
       </w:r>
       <w:hyperlink r:id="rId27">
         <w:r>
@@ -655,7 +691,7 @@
             <w:color w:val="0000EE"/>
             <w:u w:val="single"/>
           </w:rPr>
-          <w:t>Jer 4:8</w:t>
+          <w:t>Jeremiah 4:8</w:t>
         </w:r>
       </w:hyperlink>
       <w:r>
@@ -752,7 +788,25 @@
         <w:rPr>
           <w:lang w:val="en_US" w:bidi="en_US"/>
         </w:rPr>
-        <w:t>); sin (</w:t>
+        <w:t>);</w:t>
+      </w:r>
+    </w:p>
+    <w:p>
+      <w:pPr>
+        <w:pStyle w:val="ListBullet"/>
+        <w:spacing w:line="240" w:lineRule="auto"/>
+        <w:ind w:left="720"/>
+      </w:pPr>
+      <w:r>
+        <w:rPr>
+          <w:lang w:val="en_US" w:bidi="en_US"/>
+        </w:rPr>
+      </w:r>
+      <w:r>
+        <w:rPr>
+          <w:lang w:val="en_US" w:bidi="en_US"/>
+        </w:rPr>
+        <w:t xml:space="preserve"> sin (</w:t>
       </w:r>
       <w:hyperlink r:id="rId33">
         <w:r>
@@ -878,7 +932,7 @@
         <w:rPr>
           <w:lang w:val="en_US" w:bidi="en_US"/>
         </w:rPr>
-        <w:t xml:space="preserve">; cp. </w:t>
+        <w:t xml:space="preserve">; see also </w:t>
       </w:r>
       <w:hyperlink r:id="rId40">
         <w:r>
@@ -889,7 +943,7 @@
             <w:color w:val="0000EE"/>
             <w:u w:val="single"/>
           </w:rPr>
-          <w:t>Jer 2:34</w:t>
+          <w:t>Jeremiah 2:34</w:t>
         </w:r>
       </w:hyperlink>
       <w:r>
@@ -986,7 +1040,25 @@
         <w:rPr>
           <w:lang w:val="en_US" w:bidi="en_US"/>
         </w:rPr>
-        <w:t>); punishment (</w:t>
+        <w:t>);</w:t>
+      </w:r>
+    </w:p>
+    <w:p>
+      <w:pPr>
+        <w:pStyle w:val="ListBullet"/>
+        <w:spacing w:line="240" w:lineRule="auto"/>
+        <w:ind w:left="720"/>
+      </w:pPr>
+      <w:r>
+        <w:rPr>
+          <w:lang w:val="en_US" w:bidi="en_US"/>
+        </w:rPr>
+      </w:r>
+      <w:r>
+        <w:rPr>
+          <w:lang w:val="en_US" w:bidi="en_US"/>
+        </w:rPr>
+        <w:t>punishment (</w:t>
       </w:r>
       <w:hyperlink r:id="rId46">
         <w:r>
@@ -1040,7 +1112,7 @@
         <w:rPr>
           <w:lang w:val="en_US" w:bidi="en_US"/>
         </w:rPr>
-        <w:t xml:space="preserve">; cp. </w:t>
+        <w:t xml:space="preserve">; see also </w:t>
       </w:r>
       <w:hyperlink r:id="rId49">
         <w:r>
@@ -1051,7 +1123,7 @@
             <w:color w:val="0000EE"/>
             <w:u w:val="single"/>
           </w:rPr>
-          <w:t>Jer 6:11</w:t>
+          <w:t>Jeremiah 6:11</w:t>
         </w:r>
       </w:hyperlink>
       <w:r>
@@ -1184,7 +1256,25 @@
         <w:rPr>
           <w:lang w:val="en_US" w:bidi="en_US"/>
         </w:rPr>
-        <w:t>); false prophets (</w:t>
+        <w:t>);</w:t>
+      </w:r>
+    </w:p>
+    <w:p>
+      <w:pPr>
+        <w:pStyle w:val="ListBullet"/>
+        <w:spacing w:line="240" w:lineRule="auto"/>
+        <w:ind w:left="720"/>
+      </w:pPr>
+      <w:r>
+        <w:rPr>
+          <w:lang w:val="en_US" w:bidi="en_US"/>
+        </w:rPr>
+      </w:r>
+      <w:r>
+        <w:rPr>
+          <w:lang w:val="en_US" w:bidi="en_US"/>
+        </w:rPr>
+        <w:t>false prophets (</w:t>
       </w:r>
       <w:hyperlink r:id="rId56">
         <w:r>
@@ -1202,7 +1292,7 @@
         <w:rPr>
           <w:lang w:val="en_US" w:bidi="en_US"/>
         </w:rPr>
-        <w:t xml:space="preserve">; cp. </w:t>
+        <w:t xml:space="preserve">; see also </w:t>
       </w:r>
       <w:hyperlink r:id="rId57">
         <w:r>
@@ -1213,7 +1303,7 @@
             <w:color w:val="0000EE"/>
             <w:u w:val="single"/>
           </w:rPr>
-          <w:t>Jer 23:25–29</w:t>
+          <w:t>Jeremiah 23:25–29</w:t>
         </w:r>
       </w:hyperlink>
       <w:r>
@@ -1238,7 +1328,25 @@
         <w:rPr>
           <w:lang w:val="en_US" w:bidi="en_US"/>
         </w:rPr>
-        <w:t>); bitterness (</w:t>
+        <w:t>);</w:t>
+      </w:r>
+    </w:p>
+    <w:p>
+      <w:pPr>
+        <w:pStyle w:val="ListBullet"/>
+        <w:spacing w:line="240" w:lineRule="auto"/>
+        <w:ind w:left="720"/>
+      </w:pPr>
+      <w:r>
+        <w:rPr>
+          <w:lang w:val="en_US" w:bidi="en_US"/>
+        </w:rPr>
+      </w:r>
+      <w:r>
+        <w:rPr>
+          <w:lang w:val="en_US" w:bidi="en_US"/>
+        </w:rPr>
+        <w:t>bitterness (</w:t>
       </w:r>
       <w:hyperlink r:id="rId59">
         <w:r>
@@ -1256,7 +1364,7 @@
         <w:rPr>
           <w:lang w:val="en_US" w:bidi="en_US"/>
         </w:rPr>
-        <w:t xml:space="preserve">; cp. </w:t>
+        <w:t xml:space="preserve">; see also </w:t>
       </w:r>
       <w:hyperlink r:id="rId60">
         <w:r>
@@ -1267,14 +1375,32 @@
             <w:color w:val="0000EE"/>
             <w:u w:val="single"/>
           </w:rPr>
-          <w:t>Jer 9:15</w:t>
+          <w:t>Jeremiah 9:15</w:t>
         </w:r>
       </w:hyperlink>
       <w:r>
         <w:rPr>
           <w:lang w:val="en_US" w:bidi="en_US"/>
         </w:rPr>
-        <w:t>); pits (</w:t>
+        <w:t>);</w:t>
+      </w:r>
+    </w:p>
+    <w:p>
+      <w:pPr>
+        <w:pStyle w:val="ListBullet"/>
+        <w:spacing w:line="240" w:lineRule="auto"/>
+        <w:ind w:left="720"/>
+      </w:pPr>
+      <w:r>
+        <w:rPr>
+          <w:lang w:val="en_US" w:bidi="en_US"/>
+        </w:rPr>
+      </w:r>
+      <w:r>
+        <w:rPr>
+          <w:lang w:val="en_US" w:bidi="en_US"/>
+        </w:rPr>
+        <w:t xml:space="preserve"> pits (</w:t>
       </w:r>
       <w:hyperlink r:id="rId61">
         <w:r>
@@ -1310,7 +1436,7 @@
         <w:rPr>
           <w:lang w:val="en_US" w:bidi="en_US"/>
         </w:rPr>
-        <w:t xml:space="preserve">; cp. </w:t>
+        <w:t xml:space="preserve">; see also </w:t>
       </w:r>
       <w:hyperlink r:id="rId63">
         <w:r>
@@ -1321,7 +1447,7 @@
             <w:color w:val="0000EE"/>
             <w:u w:val="single"/>
           </w:rPr>
-          <w:t>Jer 37:16</w:t>
+          <w:t>Jeremiah 37:16</w:t>
         </w:r>
       </w:hyperlink>
       <w:r>
@@ -1346,7 +1472,25 @@
         <w:rPr>
           <w:lang w:val="en_US" w:bidi="en_US"/>
         </w:rPr>
-        <w:t>); and clay pots (</w:t>
+        <w:t>); and</w:t>
+      </w:r>
+    </w:p>
+    <w:p>
+      <w:pPr>
+        <w:pStyle w:val="ListBullet"/>
+        <w:spacing w:line="240" w:lineRule="auto"/>
+        <w:ind w:left="720"/>
+      </w:pPr>
+      <w:r>
+        <w:rPr>
+          <w:lang w:val="en_US" w:bidi="en_US"/>
+        </w:rPr>
+      </w:r>
+      <w:r>
+        <w:rPr>
+          <w:lang w:val="en_US" w:bidi="en_US"/>
+        </w:rPr>
+        <w:t>clay pots (</w:t>
       </w:r>
       <w:hyperlink r:id="rId65">
         <w:r>
@@ -1364,7 +1508,7 @@
         <w:rPr>
           <w:lang w:val="en_US" w:bidi="en_US"/>
         </w:rPr>
-        <w:t xml:space="preserve">; cp. </w:t>
+        <w:t xml:space="preserve">; see also </w:t>
       </w:r>
       <w:hyperlink r:id="rId66">
         <w:r>
@@ -1375,25 +1519,14 @@
             <w:color w:val="0000EE"/>
             <w:u w:val="single"/>
           </w:rPr>
-          <w:t>Jer 19:11</w:t>
+          <w:t>Jeremiah 19:11</w:t>
         </w:r>
       </w:hyperlink>
       <w:r>
         <w:rPr>
           <w:lang w:val="en_US" w:bidi="en_US"/>
         </w:rPr>
-        <w:t>). Although some Old Testament scholars ascribe Lamentations to a much later author, such parallels support Jeremiah’s authorship.</w:t>
-      </w:r>
-    </w:p>
-    <w:p>
-      <w:pPr>
-        <w:pStyle w:val="Heading2"/>
-      </w:pPr>
-      <w:r>
-        <w:rPr>
-          <w:lang w:val="en_US" w:bidi="en_US"/>
-        </w:rPr>
-        <w:t>Meaning and Message</w:t>
+        <w:t xml:space="preserve">). </w:t>
       </w:r>
     </w:p>
     <w:p>
@@ -1407,7 +1540,18 @@
         <w:rPr>
           <w:lang w:val="en_US" w:bidi="en_US"/>
         </w:rPr>
-        <w:t>What positive meaning can be gained from staring at fire-blackened stones or from walking among starving children and wailing mothers? How does one sort through the memories of false prophets who promised rescue from the Babylonian army encamped around Jerusalem? How does one make sense of the priests wandering the city searching for food, when those priests had previously conveyed confidence that the sacrifices they offered would provide victory and success? How can one believe in God’s goodness when corpses lie everywhere?</w:t>
+        <w:t>Some Old Testament scholars believe another person wrote Lamentations much later, but these similarities support the idea that Jeremiah was the author.</w:t>
+      </w:r>
+    </w:p>
+    <w:p>
+      <w:pPr>
+        <w:pStyle w:val="Heading2"/>
+      </w:pPr>
+      <w:r>
+        <w:rPr>
+          <w:lang w:val="en_US" w:bidi="en_US"/>
+        </w:rPr>
+        <w:t>Meaning and Message</w:t>
       </w:r>
     </w:p>
     <w:p>
@@ -1421,43 +1565,7 @@
         <w:rPr>
           <w:lang w:val="en_US" w:bidi="en_US"/>
         </w:rPr>
-        <w:t xml:space="preserve">The author of Lamentations did find meaning in the calamity. God’s people had brought it on themselves through their false worship and immoral behavior. God was angry because of this rejection of his sovereignty and violation of their covenant with him. As a result, God had judged them, as he had promised to do (see </w:t>
-      </w:r>
-      <w:hyperlink r:id="rId67">
-        <w:r>
-          <w:rPr>
-            <w:lang w:val="en_US" w:bidi="en_US"/>
-          </w:rPr>
-          <w:rPr>
-            <w:color w:val="0000EE"/>
-            <w:u w:val="single"/>
-          </w:rPr>
-          <w:t>Deut 28:32–53</w:t>
-        </w:r>
-      </w:hyperlink>
-      <w:r>
-        <w:rPr>
-          <w:lang w:val="en_US" w:bidi="en_US"/>
-        </w:rPr>
-        <w:t xml:space="preserve">). God’s punishment was righteous and just (see </w:t>
-      </w:r>
-      <w:hyperlink r:id="rId35">
-        <w:r>
-          <w:rPr>
-            <w:lang w:val="en_US" w:bidi="en_US"/>
-          </w:rPr>
-          <w:rPr>
-            <w:color w:val="0000EE"/>
-            <w:u w:val="single"/>
-          </w:rPr>
-          <w:t>Lam 1:18</w:t>
-        </w:r>
-      </w:hyperlink>
-      <w:r>
-        <w:rPr>
-          <w:lang w:val="en_US" w:bidi="en_US"/>
-        </w:rPr>
-        <w:t>); he does not tolerate human rebellion.</w:t>
+        <w:t>What hope can people find when they look at burned stones, starving children, and mothers crying in grief? How can they understand the words of false prophets who promised rescue from the Babylonian army surrounding Jerusalem? How can they trust the priests searching the city for food after those same priests had promised victory through sacrifices? How can people believe God is good when dead bodies cover the streets?</w:t>
       </w:r>
     </w:p>
     <w:p>
@@ -1471,7 +1579,71 @@
         <w:rPr>
           <w:lang w:val="en_US" w:bidi="en_US"/>
         </w:rPr>
-        <w:t>But what about the future? Those who truly seek God have hope. In the midst of utter sorrow, those in anguish can plead before God and experience his mercy, forgiveness, and restoration. Misery threatens to overwhelm the soul, but hope brings light. God is eternal, and he is sovereign over the universe. Though doubts and fears continue to assault the human spirit, God remains dependable. God’s anger, which is just, is temporary. His anger ceases when confession and repentance begin, and it becomes possible to sing of God’s great faithfulness (</w:t>
+        <w:t xml:space="preserve">The writer of Lamentations found meaning even in this disaster. God’s people brought this judgment on themselves through false worship and sinful behavior. God was angry because they rejected his rule and broke their covenant (binding agreement) with him. As a result, God judged them, just as he had promised (see </w:t>
+      </w:r>
+      <w:hyperlink r:id="rId67">
+        <w:r>
+          <w:rPr>
+            <w:lang w:val="en_US" w:bidi="en_US"/>
+          </w:rPr>
+          <w:rPr>
+            <w:color w:val="0000EE"/>
+            <w:u w:val="single"/>
+          </w:rPr>
+          <w:t>Deuteronomy 28:32–53</w:t>
+        </w:r>
+      </w:hyperlink>
+      <w:r>
+        <w:rPr>
+          <w:lang w:val="en_US" w:bidi="en_US"/>
+        </w:rPr>
+        <w:t xml:space="preserve">). God's judgment was right and fair (see </w:t>
+      </w:r>
+      <w:hyperlink r:id="rId35">
+        <w:r>
+          <w:rPr>
+            <w:lang w:val="en_US" w:bidi="en_US"/>
+          </w:rPr>
+          <w:rPr>
+            <w:color w:val="0000EE"/>
+            <w:u w:val="single"/>
+          </w:rPr>
+          <w:t>Lamentations 1:18</w:t>
+        </w:r>
+      </w:hyperlink>
+      <w:r>
+        <w:rPr>
+          <w:lang w:val="en_US" w:bidi="en_US"/>
+        </w:rPr>
+        <w:t>). He does not tolerate human rebellion against him.</w:t>
+      </w:r>
+    </w:p>
+    <w:p>
+      <w:pPr/>
+      <w:r>
+        <w:rPr>
+          <w:lang w:val="en_US" w:bidi="en_US"/>
+        </w:rPr>
+      </w:r>
+      <w:r>
+        <w:rPr>
+          <w:lang w:val="en_US" w:bidi="en_US"/>
+        </w:rPr>
+        <w:t xml:space="preserve">But there is still hope for the future. People who truly seek God can find hope. Even in deep sorrow, suffering people can cry out to God and receive his mercy, forgiveness, and restoration (being brought back into a right relationship with him). Misery may threaten to overcome the human soul, but hope brings light. </w:t>
+      </w:r>
+    </w:p>
+    <w:p>
+      <w:pPr/>
+      <w:r>
+        <w:rPr>
+          <w:lang w:val="en_US" w:bidi="en_US"/>
+        </w:rPr>
+      </w:r>
+      <w:r>
+        <w:rPr>
+          <w:lang w:val="en_US" w:bidi="en_US"/>
+        </w:rPr>
+        <w:t>God is eternal, and he rules over all creation. Even when fear and doubt attack the human spirit, God remains faithful. His anger is just, but it does not last forever. When people confess their sins and repent (turn away from sin), God’s anger ends, and people can once again sing about his great faithfulness (</w:t>
       </w:r>
       <w:hyperlink r:id="rId68">
         <w:r>
@@ -1482,7 +1654,7 @@
             <w:color w:val="0000EE"/>
             <w:u w:val="single"/>
           </w:rPr>
-          <w:t>Lam 3:21–26</w:t>
+          <w:t>Lamentations 3:21–26</w:t>
         </w:r>
       </w:hyperlink>
       <w:r>

--- a/eng/docx/25.content.docx
+++ b/eng/docx/25.content.docx
@@ -19,7 +19,7 @@
         <w:rPr>
           <w:lang w:val="en_US" w:bidi="en_US"/>
         </w:rPr>
-        <w:t>Resource: Tyndale Open Study Notes</w:t>
+        <w:t>Resource: Aquifer Open Study Notes (Book Intros)</w:t>
       </w:r>
       <w:r>
         <w:rPr>
@@ -112,7 +112,7 @@
         <w:rPr>
           <w:lang w:val="en_US" w:bidi="en_US"/>
         </w:rPr>
-        <w:t>Tyndale Open Study Notes</w:t>
+        <w:t>Aquifer Open Study Notes (Book Intros)</w:t>
       </w:r>
     </w:p>
     <w:p>

--- a/eng/docx/25.content.docx
+++ b/eng/docx/25.content.docx
@@ -291,18 +291,12 @@
           <w:lang w:val="en_US" w:bidi="en_US"/>
         </w:rPr>
       </w:r>
-      <w:hyperlink r:id="rId13">
-        <w:r>
-          <w:rPr>
-            <w:lang w:val="en_US" w:bidi="en_US"/>
-          </w:rPr>
-          <w:rPr>
-            <w:color w:val="0000EE"/>
-            <w:u w:val="single"/>
-          </w:rPr>
-          <w:t>Chapter 1</w:t>
-        </w:r>
-      </w:hyperlink>
+      <w:r>
+        <w:rPr>
+          <w:lang w:val="en_US" w:bidi="en_US"/>
+        </w:rPr>
+        <w:t>Chapter 1</w:t>
+      </w:r>
       <w:r>
         <w:rPr>
           <w:lang w:val="en_US" w:bidi="en_US"/>
@@ -317,18 +311,12 @@
           <w:lang w:val="en_US" w:bidi="en_US"/>
         </w:rPr>
       </w:r>
-      <w:hyperlink r:id="rId14">
-        <w:r>
-          <w:rPr>
-            <w:lang w:val="en_US" w:bidi="en_US"/>
-          </w:rPr>
-          <w:rPr>
-            <w:color w:val="0000EE"/>
-            <w:u w:val="single"/>
-          </w:rPr>
-          <w:t>Chapter 2</w:t>
-        </w:r>
-      </w:hyperlink>
+      <w:r>
+        <w:rPr>
+          <w:lang w:val="en_US" w:bidi="en_US"/>
+        </w:rPr>
+        <w:t>Chapter 2</w:t>
+      </w:r>
       <w:r>
         <w:rPr>
           <w:lang w:val="en_US" w:bidi="en_US"/>
@@ -343,18 +331,12 @@
           <w:lang w:val="en_US" w:bidi="en_US"/>
         </w:rPr>
       </w:r>
-      <w:hyperlink r:id="rId15">
-        <w:r>
-          <w:rPr>
-            <w:lang w:val="en_US" w:bidi="en_US"/>
-          </w:rPr>
-          <w:rPr>
-            <w:color w:val="0000EE"/>
-            <w:u w:val="single"/>
-          </w:rPr>
-          <w:t>Chapter 3</w:t>
-        </w:r>
-      </w:hyperlink>
+      <w:r>
+        <w:rPr>
+          <w:lang w:val="en_US" w:bidi="en_US"/>
+        </w:rPr>
+        <w:t>Chapter 3</w:t>
+      </w:r>
       <w:r>
         <w:rPr>
           <w:lang w:val="en_US" w:bidi="en_US"/>
@@ -369,18 +351,12 @@
           <w:lang w:val="en_US" w:bidi="en_US"/>
         </w:rPr>
       </w:r>
-      <w:hyperlink r:id="rId16">
-        <w:r>
-          <w:rPr>
-            <w:lang w:val="en_US" w:bidi="en_US"/>
-          </w:rPr>
-          <w:rPr>
-            <w:color w:val="0000EE"/>
-            <w:u w:val="single"/>
-          </w:rPr>
-          <w:t>Chapter 4</w:t>
-        </w:r>
-      </w:hyperlink>
+      <w:r>
+        <w:rPr>
+          <w:lang w:val="en_US" w:bidi="en_US"/>
+        </w:rPr>
+        <w:t>Chapter 4</w:t>
+      </w:r>
       <w:r>
         <w:rPr>
           <w:lang w:val="en_US" w:bidi="en_US"/>
@@ -395,18 +371,12 @@
           <w:lang w:val="en_US" w:bidi="en_US"/>
         </w:rPr>
       </w:r>
-      <w:hyperlink r:id="rId17">
-        <w:r>
-          <w:rPr>
-            <w:lang w:val="en_US" w:bidi="en_US"/>
-          </w:rPr>
-          <w:rPr>
-            <w:color w:val="0000EE"/>
-            <w:u w:val="single"/>
-          </w:rPr>
-          <w:t>Chapter 5</w:t>
-        </w:r>
-      </w:hyperlink>
+      <w:r>
+        <w:rPr>
+          <w:lang w:val="en_US" w:bidi="en_US"/>
+        </w:rPr>
+        <w:t>Chapter 5</w:t>
+      </w:r>
       <w:r>
         <w:rPr>
           <w:lang w:val="en_US" w:bidi="en_US"/>
@@ -427,18 +397,12 @@
         </w:rPr>
         <w:t xml:space="preserve">The first four poems are acrostics. This means each section begins with the next letter of the Hebrew alphabet. This feature cannot fully be seen in English translation. </w:t>
       </w:r>
-      <w:hyperlink r:id="rId17">
-        <w:r>
-          <w:rPr>
-            <w:lang w:val="en_US" w:bidi="en_US"/>
-          </w:rPr>
-          <w:rPr>
-            <w:color w:val="0000EE"/>
-            <w:u w:val="single"/>
-          </w:rPr>
-          <w:t>Chapter 5</w:t>
-        </w:r>
-      </w:hyperlink>
+      <w:r>
+        <w:rPr>
+          <w:lang w:val="en_US" w:bidi="en_US"/>
+        </w:rPr>
+        <w:t>Chapter 5</w:t>
+      </w:r>
       <w:r>
         <w:rPr>
           <w:lang w:val="en_US" w:bidi="en_US"/>
@@ -470,18 +434,12 @@
         </w:rPr>
         <w:t>The book of Lamentations does not name its author. The poems were written around the time Jerusalem fell in 586 BC. Jeremiah was living in Jerusalem during this disaster, and many people have believed he wrote the book. He may have written it with help from Baruch, his assistant and scribe (a person who copied and recorded writings). Second Chronicles says Jeremiah also wrote laments when King Josiah died (</w:t>
       </w:r>
-      <w:hyperlink r:id="rId18">
-        <w:r>
-          <w:rPr>
-            <w:lang w:val="en_US" w:bidi="en_US"/>
-          </w:rPr>
-          <w:rPr>
-            <w:color w:val="0000EE"/>
-            <w:u w:val="single"/>
-          </w:rPr>
-          <w:t>2 Chronicles 35:25</w:t>
-        </w:r>
-      </w:hyperlink>
+      <w:r>
+        <w:rPr>
+          <w:lang w:val="en_US" w:bidi="en_US"/>
+        </w:rPr>
+        <w:t>2 Chronicles 35:25</w:t>
+      </w:r>
       <w:r>
         <w:rPr>
           <w:lang w:val="en_US" w:bidi="en_US"/>
@@ -520,72 +478,48 @@
         </w:rPr>
         <w:t>widows who were suffering (</w:t>
       </w:r>
-      <w:hyperlink r:id="rId19">
-        <w:r>
-          <w:rPr>
-            <w:lang w:val="en_US" w:bidi="en_US"/>
-          </w:rPr>
-          <w:rPr>
-            <w:color w:val="0000EE"/>
-            <w:u w:val="single"/>
-          </w:rPr>
-          <w:t>Lamentations 1:1</w:t>
-        </w:r>
-      </w:hyperlink>
+      <w:r>
+        <w:rPr>
+          <w:lang w:val="en_US" w:bidi="en_US"/>
+        </w:rPr>
+        <w:t>Lamentations 1:1</w:t>
+      </w:r>
       <w:r>
         <w:rPr>
           <w:lang w:val="en_US" w:bidi="en_US"/>
         </w:rPr>
         <w:t xml:space="preserve">; </w:t>
       </w:r>
-      <w:hyperlink r:id="rId20">
-        <w:r>
-          <w:rPr>
-            <w:lang w:val="en_US" w:bidi="en_US"/>
-          </w:rPr>
-          <w:rPr>
-            <w:color w:val="0000EE"/>
-            <w:u w:val="single"/>
-          </w:rPr>
-          <w:t>5:3</w:t>
-        </w:r>
-      </w:hyperlink>
+      <w:r>
+        <w:rPr>
+          <w:lang w:val="en_US" w:bidi="en_US"/>
+        </w:rPr>
+        <w:t>5:3</w:t>
+      </w:r>
       <w:r>
         <w:rPr>
           <w:lang w:val="en_US" w:bidi="en_US"/>
         </w:rPr>
         <w:t xml:space="preserve">; see also </w:t>
       </w:r>
-      <w:hyperlink r:id="rId21">
-        <w:r>
-          <w:rPr>
-            <w:lang w:val="en_US" w:bidi="en_US"/>
-          </w:rPr>
-          <w:rPr>
-            <w:color w:val="0000EE"/>
-            <w:u w:val="single"/>
-          </w:rPr>
-          <w:t>Jeremiah 15:8</w:t>
-        </w:r>
-      </w:hyperlink>
+      <w:r>
+        <w:rPr>
+          <w:lang w:val="en_US" w:bidi="en_US"/>
+        </w:rPr>
+        <w:t>Jeremiah 15:8</w:t>
+      </w:r>
       <w:r>
         <w:rPr>
           <w:lang w:val="en_US" w:bidi="en_US"/>
         </w:rPr>
         <w:t xml:space="preserve">; </w:t>
       </w:r>
-      <w:hyperlink r:id="rId22">
-        <w:r>
-          <w:rPr>
-            <w:lang w:val="en_US" w:bidi="en_US"/>
-          </w:rPr>
-          <w:rPr>
-            <w:color w:val="0000EE"/>
-            <w:u w:val="single"/>
-          </w:rPr>
-          <w:t>18:21</w:t>
-        </w:r>
-      </w:hyperlink>
+      <w:r>
+        <w:rPr>
+          <w:lang w:val="en_US" w:bidi="en_US"/>
+        </w:rPr>
+        <w:t>18:21</w:t>
+      </w:r>
       <w:r>
         <w:rPr>
           <w:lang w:val="en_US" w:bidi="en_US"/>
@@ -610,180 +544,120 @@
         </w:rPr>
         <w:t>weeping people (</w:t>
       </w:r>
-      <w:hyperlink r:id="rId23">
-        <w:r>
-          <w:rPr>
-            <w:lang w:val="en_US" w:bidi="en_US"/>
-          </w:rPr>
-          <w:rPr>
-            <w:color w:val="0000EE"/>
-            <w:u w:val="single"/>
-          </w:rPr>
-          <w:t>1:2</w:t>
-        </w:r>
-      </w:hyperlink>
+      <w:r>
+        <w:rPr>
+          <w:lang w:val="en_US" w:bidi="en_US"/>
+        </w:rPr>
+        <w:t>1:2</w:t>
+      </w:r>
       <w:r>
         <w:rPr>
           <w:lang w:val="en_US" w:bidi="en_US"/>
         </w:rPr>
         <w:t xml:space="preserve">, </w:t>
       </w:r>
-      <w:hyperlink r:id="rId24">
-        <w:r>
-          <w:rPr>
-            <w:lang w:val="en_US" w:bidi="en_US"/>
-          </w:rPr>
-          <w:rPr>
-            <w:color w:val="0000EE"/>
-            <w:u w:val="single"/>
-          </w:rPr>
-          <w:t>16</w:t>
-        </w:r>
-      </w:hyperlink>
+      <w:r>
+        <w:rPr>
+          <w:lang w:val="en_US" w:bidi="en_US"/>
+        </w:rPr>
+        <w:t>16</w:t>
+      </w:r>
       <w:r>
         <w:rPr>
           <w:lang w:val="en_US" w:bidi="en_US"/>
         </w:rPr>
         <w:t xml:space="preserve">; </w:t>
       </w:r>
-      <w:hyperlink r:id="rId25">
-        <w:r>
-          <w:rPr>
-            <w:lang w:val="en_US" w:bidi="en_US"/>
-          </w:rPr>
-          <w:rPr>
-            <w:color w:val="0000EE"/>
-            <w:u w:val="single"/>
-          </w:rPr>
-          <w:t>2:18</w:t>
-        </w:r>
-      </w:hyperlink>
+      <w:r>
+        <w:rPr>
+          <w:lang w:val="en_US" w:bidi="en_US"/>
+        </w:rPr>
+        <w:t>2:18</w:t>
+      </w:r>
       <w:r>
         <w:rPr>
           <w:lang w:val="en_US" w:bidi="en_US"/>
         </w:rPr>
         <w:t xml:space="preserve">; </w:t>
       </w:r>
-      <w:hyperlink r:id="rId26">
-        <w:r>
-          <w:rPr>
-            <w:lang w:val="en_US" w:bidi="en_US"/>
-          </w:rPr>
-          <w:rPr>
-            <w:color w:val="0000EE"/>
-            <w:u w:val="single"/>
-          </w:rPr>
-          <w:t>3:48–49</w:t>
-        </w:r>
-      </w:hyperlink>
+      <w:r>
+        <w:rPr>
+          <w:lang w:val="en_US" w:bidi="en_US"/>
+        </w:rPr>
+        <w:t>3:48–49</w:t>
+      </w:r>
       <w:r>
         <w:rPr>
           <w:lang w:val="en_US" w:bidi="en_US"/>
         </w:rPr>
         <w:t xml:space="preserve">; see also </w:t>
       </w:r>
-      <w:hyperlink r:id="rId27">
-        <w:r>
-          <w:rPr>
-            <w:lang w:val="en_US" w:bidi="en_US"/>
-          </w:rPr>
-          <w:rPr>
-            <w:color w:val="0000EE"/>
-            <w:u w:val="single"/>
-          </w:rPr>
-          <w:t>Jeremiah 4:8</w:t>
-        </w:r>
-      </w:hyperlink>
+      <w:r>
+        <w:rPr>
+          <w:lang w:val="en_US" w:bidi="en_US"/>
+        </w:rPr>
+        <w:t>Jeremiah 4:8</w:t>
+      </w:r>
       <w:r>
         <w:rPr>
           <w:lang w:val="en_US" w:bidi="en_US"/>
         </w:rPr>
         <w:t xml:space="preserve">; </w:t>
       </w:r>
-      <w:hyperlink r:id="rId28">
-        <w:r>
-          <w:rPr>
-            <w:lang w:val="en_US" w:bidi="en_US"/>
-          </w:rPr>
-          <w:rPr>
-            <w:color w:val="0000EE"/>
-            <w:u w:val="single"/>
-          </w:rPr>
-          <w:t>6:26</w:t>
-        </w:r>
-      </w:hyperlink>
+      <w:r>
+        <w:rPr>
+          <w:lang w:val="en_US" w:bidi="en_US"/>
+        </w:rPr>
+        <w:t>6:26</w:t>
+      </w:r>
       <w:r>
         <w:rPr>
           <w:lang w:val="en_US" w:bidi="en_US"/>
         </w:rPr>
         <w:t xml:space="preserve">; </w:t>
       </w:r>
-      <w:hyperlink r:id="rId29">
-        <w:r>
-          <w:rPr>
-            <w:lang w:val="en_US" w:bidi="en_US"/>
-          </w:rPr>
-          <w:rPr>
-            <w:color w:val="0000EE"/>
-            <w:u w:val="single"/>
-          </w:rPr>
-          <w:t>9:1</w:t>
-        </w:r>
-      </w:hyperlink>
+      <w:r>
+        <w:rPr>
+          <w:lang w:val="en_US" w:bidi="en_US"/>
+        </w:rPr>
+        <w:t>9:1</w:t>
+      </w:r>
       <w:r>
         <w:rPr>
           <w:lang w:val="en_US" w:bidi="en_US"/>
         </w:rPr>
         <w:t xml:space="preserve">; </w:t>
       </w:r>
-      <w:hyperlink r:id="rId30">
-        <w:r>
-          <w:rPr>
-            <w:lang w:val="en_US" w:bidi="en_US"/>
-          </w:rPr>
-          <w:rPr>
-            <w:color w:val="0000EE"/>
-            <w:u w:val="single"/>
-          </w:rPr>
-          <w:t>13:17</w:t>
-        </w:r>
-      </w:hyperlink>
+      <w:r>
+        <w:rPr>
+          <w:lang w:val="en_US" w:bidi="en_US"/>
+        </w:rPr>
+        <w:t>13:17</w:t>
+      </w:r>
       <w:r>
         <w:rPr>
           <w:lang w:val="en_US" w:bidi="en_US"/>
         </w:rPr>
         <w:t xml:space="preserve">; </w:t>
       </w:r>
-      <w:hyperlink r:id="rId31">
-        <w:r>
-          <w:rPr>
-            <w:lang w:val="en_US" w:bidi="en_US"/>
-          </w:rPr>
-          <w:rPr>
-            <w:color w:val="0000EE"/>
-            <w:u w:val="single"/>
-          </w:rPr>
-          <w:t>14:17</w:t>
-        </w:r>
-      </w:hyperlink>
+      <w:r>
+        <w:rPr>
+          <w:lang w:val="en_US" w:bidi="en_US"/>
+        </w:rPr>
+        <w:t>14:17</w:t>
+      </w:r>
       <w:r>
         <w:rPr>
           <w:lang w:val="en_US" w:bidi="en_US"/>
         </w:rPr>
         <w:t xml:space="preserve">; </w:t>
       </w:r>
-      <w:hyperlink r:id="rId32">
-        <w:r>
-          <w:rPr>
-            <w:lang w:val="en_US" w:bidi="en_US"/>
-          </w:rPr>
-          <w:rPr>
-            <w:color w:val="0000EE"/>
-            <w:u w:val="single"/>
-          </w:rPr>
-          <w:t>25:34</w:t>
-        </w:r>
-      </w:hyperlink>
+      <w:r>
+        <w:rPr>
+          <w:lang w:val="en_US" w:bidi="en_US"/>
+        </w:rPr>
+        <w:t>25:34</w:t>
+      </w:r>
       <w:r>
         <w:rPr>
           <w:lang w:val="en_US" w:bidi="en_US"/>
@@ -808,234 +682,156 @@
         </w:rPr>
         <w:t xml:space="preserve"> sin (</w:t>
       </w:r>
-      <w:hyperlink r:id="rId33">
-        <w:r>
-          <w:rPr>
-            <w:lang w:val="en_US" w:bidi="en_US"/>
-          </w:rPr>
-          <w:rPr>
-            <w:color w:val="0000EE"/>
-            <w:u w:val="single"/>
-          </w:rPr>
-          <w:t>1:5</w:t>
-        </w:r>
-      </w:hyperlink>
+      <w:r>
+        <w:rPr>
+          <w:lang w:val="en_US" w:bidi="en_US"/>
+        </w:rPr>
+        <w:t>1:5</w:t>
+      </w:r>
       <w:r>
         <w:rPr>
           <w:lang w:val="en_US" w:bidi="en_US"/>
         </w:rPr>
         <w:t xml:space="preserve">, </w:t>
       </w:r>
-      <w:hyperlink r:id="rId34">
-        <w:r>
-          <w:rPr>
-            <w:lang w:val="en_US" w:bidi="en_US"/>
-          </w:rPr>
-          <w:rPr>
-            <w:color w:val="0000EE"/>
-            <w:u w:val="single"/>
-          </w:rPr>
-          <w:t>10</w:t>
-        </w:r>
-      </w:hyperlink>
+      <w:r>
+        <w:rPr>
+          <w:lang w:val="en_US" w:bidi="en_US"/>
+        </w:rPr>
+        <w:t>10</w:t>
+      </w:r>
       <w:r>
         <w:rPr>
           <w:lang w:val="en_US" w:bidi="en_US"/>
         </w:rPr>
         <w:t xml:space="preserve">, </w:t>
       </w:r>
-      <w:hyperlink r:id="rId35">
-        <w:r>
-          <w:rPr>
-            <w:lang w:val="en_US" w:bidi="en_US"/>
-          </w:rPr>
-          <w:rPr>
-            <w:color w:val="0000EE"/>
-            <w:u w:val="single"/>
-          </w:rPr>
-          <w:t>18</w:t>
-        </w:r>
-      </w:hyperlink>
+      <w:r>
+        <w:rPr>
+          <w:lang w:val="en_US" w:bidi="en_US"/>
+        </w:rPr>
+        <w:t>18</w:t>
+      </w:r>
       <w:r>
         <w:rPr>
           <w:lang w:val="en_US" w:bidi="en_US"/>
         </w:rPr>
         <w:t xml:space="preserve">, </w:t>
       </w:r>
-      <w:hyperlink r:id="rId36">
-        <w:r>
-          <w:rPr>
-            <w:lang w:val="en_US" w:bidi="en_US"/>
-          </w:rPr>
-          <w:rPr>
-            <w:color w:val="0000EE"/>
-            <w:u w:val="single"/>
-          </w:rPr>
-          <w:t>22</w:t>
-        </w:r>
-      </w:hyperlink>
+      <w:r>
+        <w:rPr>
+          <w:lang w:val="en_US" w:bidi="en_US"/>
+        </w:rPr>
+        <w:t>22</w:t>
+      </w:r>
       <w:r>
         <w:rPr>
           <w:lang w:val="en_US" w:bidi="en_US"/>
         </w:rPr>
         <w:t xml:space="preserve">; </w:t>
       </w:r>
-      <w:hyperlink r:id="rId37">
-        <w:r>
-          <w:rPr>
-            <w:lang w:val="en_US" w:bidi="en_US"/>
-          </w:rPr>
-          <w:rPr>
-            <w:color w:val="0000EE"/>
-            <w:u w:val="single"/>
-          </w:rPr>
-          <w:t>3:42</w:t>
-        </w:r>
-      </w:hyperlink>
+      <w:r>
+        <w:rPr>
+          <w:lang w:val="en_US" w:bidi="en_US"/>
+        </w:rPr>
+        <w:t>3:42</w:t>
+      </w:r>
       <w:r>
         <w:rPr>
           <w:lang w:val="en_US" w:bidi="en_US"/>
         </w:rPr>
         <w:t xml:space="preserve">; </w:t>
       </w:r>
-      <w:hyperlink r:id="rId38">
-        <w:r>
-          <w:rPr>
-            <w:lang w:val="en_US" w:bidi="en_US"/>
-          </w:rPr>
-          <w:rPr>
-            <w:color w:val="0000EE"/>
-            <w:u w:val="single"/>
-          </w:rPr>
-          <w:t>4:13–14</w:t>
-        </w:r>
-      </w:hyperlink>
+      <w:r>
+        <w:rPr>
+          <w:lang w:val="en_US" w:bidi="en_US"/>
+        </w:rPr>
+        <w:t>4:13–14</w:t>
+      </w:r>
       <w:r>
         <w:rPr>
           <w:lang w:val="en_US" w:bidi="en_US"/>
         </w:rPr>
         <w:t xml:space="preserve">; </w:t>
       </w:r>
-      <w:hyperlink r:id="rId39">
-        <w:r>
-          <w:rPr>
-            <w:lang w:val="en_US" w:bidi="en_US"/>
-          </w:rPr>
-          <w:rPr>
-            <w:color w:val="0000EE"/>
-            <w:u w:val="single"/>
-          </w:rPr>
-          <w:t>5:7</w:t>
-        </w:r>
-      </w:hyperlink>
+      <w:r>
+        <w:rPr>
+          <w:lang w:val="en_US" w:bidi="en_US"/>
+        </w:rPr>
+        <w:t>5:7</w:t>
+      </w:r>
       <w:r>
         <w:rPr>
           <w:lang w:val="en_US" w:bidi="en_US"/>
         </w:rPr>
         <w:t xml:space="preserve">; see also </w:t>
       </w:r>
-      <w:hyperlink r:id="rId40">
-        <w:r>
-          <w:rPr>
-            <w:lang w:val="en_US" w:bidi="en_US"/>
-          </w:rPr>
-          <w:rPr>
-            <w:color w:val="0000EE"/>
-            <w:u w:val="single"/>
-          </w:rPr>
-          <w:t>Jeremiah 2:34</w:t>
-        </w:r>
-      </w:hyperlink>
+      <w:r>
+        <w:rPr>
+          <w:lang w:val="en_US" w:bidi="en_US"/>
+        </w:rPr>
+        <w:t>Jeremiah 2:34</w:t>
+      </w:r>
       <w:r>
         <w:rPr>
           <w:lang w:val="en_US" w:bidi="en_US"/>
         </w:rPr>
         <w:t xml:space="preserve">; </w:t>
       </w:r>
-      <w:hyperlink r:id="rId41">
-        <w:r>
-          <w:rPr>
-            <w:lang w:val="en_US" w:bidi="en_US"/>
-          </w:rPr>
-          <w:rPr>
-            <w:color w:val="0000EE"/>
-            <w:u w:val="single"/>
-          </w:rPr>
-          <w:t>4:17</w:t>
-        </w:r>
-      </w:hyperlink>
+      <w:r>
+        <w:rPr>
+          <w:lang w:val="en_US" w:bidi="en_US"/>
+        </w:rPr>
+        <w:t>4:17</w:t>
+      </w:r>
       <w:r>
         <w:rPr>
           <w:lang w:val="en_US" w:bidi="en_US"/>
         </w:rPr>
         <w:t xml:space="preserve">; </w:t>
       </w:r>
-      <w:hyperlink r:id="rId42">
-        <w:r>
-          <w:rPr>
-            <w:lang w:val="en_US" w:bidi="en_US"/>
-          </w:rPr>
-          <w:rPr>
-            <w:color w:val="0000EE"/>
-            <w:u w:val="single"/>
-          </w:rPr>
-          <w:t>14:20</w:t>
-        </w:r>
-      </w:hyperlink>
+      <w:r>
+        <w:rPr>
+          <w:lang w:val="en_US" w:bidi="en_US"/>
+        </w:rPr>
+        <w:t>14:20</w:t>
+      </w:r>
       <w:r>
         <w:rPr>
           <w:lang w:val="en_US" w:bidi="en_US"/>
         </w:rPr>
         <w:t xml:space="preserve">; </w:t>
       </w:r>
-      <w:hyperlink r:id="rId43">
-        <w:r>
-          <w:rPr>
-            <w:lang w:val="en_US" w:bidi="en_US"/>
-          </w:rPr>
-          <w:rPr>
-            <w:color w:val="0000EE"/>
-            <w:u w:val="single"/>
-          </w:rPr>
-          <w:t>30:14–16</w:t>
-        </w:r>
-      </w:hyperlink>
+      <w:r>
+        <w:rPr>
+          <w:lang w:val="en_US" w:bidi="en_US"/>
+        </w:rPr>
+        <w:t>30:14–16</w:t>
+      </w:r>
       <w:r>
         <w:rPr>
           <w:lang w:val="en_US" w:bidi="en_US"/>
         </w:rPr>
         <w:t xml:space="preserve">; </w:t>
       </w:r>
-      <w:hyperlink r:id="rId44">
-        <w:r>
-          <w:rPr>
-            <w:lang w:val="en_US" w:bidi="en_US"/>
-          </w:rPr>
-          <w:rPr>
-            <w:color w:val="0000EE"/>
-            <w:u w:val="single"/>
-          </w:rPr>
-          <w:t>31:29</w:t>
-        </w:r>
-      </w:hyperlink>
+      <w:r>
+        <w:rPr>
+          <w:lang w:val="en_US" w:bidi="en_US"/>
+        </w:rPr>
+        <w:t>31:29</w:t>
+      </w:r>
       <w:r>
         <w:rPr>
           <w:lang w:val="en_US" w:bidi="en_US"/>
         </w:rPr>
         <w:t xml:space="preserve">; </w:t>
       </w:r>
-      <w:hyperlink r:id="rId45">
-        <w:r>
-          <w:rPr>
-            <w:lang w:val="en_US" w:bidi="en_US"/>
-          </w:rPr>
-          <w:rPr>
-            <w:color w:val="0000EE"/>
-            <w:u w:val="single"/>
-          </w:rPr>
-          <w:t>51:51</w:t>
-        </w:r>
-      </w:hyperlink>
+      <w:r>
+        <w:rPr>
+          <w:lang w:val="en_US" w:bidi="en_US"/>
+        </w:rPr>
+        <w:t>51:51</w:t>
+      </w:r>
       <w:r>
         <w:rPr>
           <w:lang w:val="en_US" w:bidi="en_US"/>
@@ -1060,198 +856,132 @@
         </w:rPr>
         <w:t>punishment (</w:t>
       </w:r>
-      <w:hyperlink r:id="rId46">
-        <w:r>
-          <w:rPr>
-            <w:lang w:val="en_US" w:bidi="en_US"/>
-          </w:rPr>
-          <w:rPr>
-            <w:color w:val="0000EE"/>
-            <w:u w:val="single"/>
-          </w:rPr>
-          <w:t>2:2–22</w:t>
-        </w:r>
-      </w:hyperlink>
+      <w:r>
+        <w:rPr>
+          <w:lang w:val="en_US" w:bidi="en_US"/>
+        </w:rPr>
+        <w:t>2:2–22</w:t>
+      </w:r>
       <w:r>
         <w:rPr>
           <w:lang w:val="en_US" w:bidi="en_US"/>
         </w:rPr>
         <w:t xml:space="preserve">; </w:t>
       </w:r>
-      <w:hyperlink r:id="rId47">
-        <w:r>
-          <w:rPr>
-            <w:lang w:val="en_US" w:bidi="en_US"/>
-          </w:rPr>
-          <w:rPr>
-            <w:color w:val="0000EE"/>
-            <w:u w:val="single"/>
-          </w:rPr>
-          <w:t>3:39</w:t>
-        </w:r>
-      </w:hyperlink>
+      <w:r>
+        <w:rPr>
+          <w:lang w:val="en_US" w:bidi="en_US"/>
+        </w:rPr>
+        <w:t>3:39</w:t>
+      </w:r>
       <w:r>
         <w:rPr>
           <w:lang w:val="en_US" w:bidi="en_US"/>
         </w:rPr>
         <w:t xml:space="preserve">; </w:t>
       </w:r>
-      <w:hyperlink r:id="rId48">
-        <w:r>
-          <w:rPr>
-            <w:lang w:val="en_US" w:bidi="en_US"/>
-          </w:rPr>
-          <w:rPr>
-            <w:color w:val="0000EE"/>
-            <w:u w:val="single"/>
-          </w:rPr>
-          <w:t>5:14–16</w:t>
-        </w:r>
-      </w:hyperlink>
+      <w:r>
+        <w:rPr>
+          <w:lang w:val="en_US" w:bidi="en_US"/>
+        </w:rPr>
+        <w:t>5:14–16</w:t>
+      </w:r>
       <w:r>
         <w:rPr>
           <w:lang w:val="en_US" w:bidi="en_US"/>
         </w:rPr>
         <w:t xml:space="preserve">; see also </w:t>
       </w:r>
-      <w:hyperlink r:id="rId49">
-        <w:r>
-          <w:rPr>
-            <w:lang w:val="en_US" w:bidi="en_US"/>
-          </w:rPr>
-          <w:rPr>
-            <w:color w:val="0000EE"/>
-            <w:u w:val="single"/>
-          </w:rPr>
-          <w:t>Jeremiah 6:11</w:t>
-        </w:r>
-      </w:hyperlink>
+      <w:r>
+        <w:rPr>
+          <w:lang w:val="en_US" w:bidi="en_US"/>
+        </w:rPr>
+        <w:t>Jeremiah 6:11</w:t>
+      </w:r>
       <w:r>
         <w:rPr>
           <w:lang w:val="en_US" w:bidi="en_US"/>
         </w:rPr>
         <w:t xml:space="preserve">, </w:t>
       </w:r>
-      <w:hyperlink r:id="rId50">
-        <w:r>
-          <w:rPr>
-            <w:lang w:val="en_US" w:bidi="en_US"/>
-          </w:rPr>
-          <w:rPr>
-            <w:color w:val="0000EE"/>
-            <w:u w:val="single"/>
-          </w:rPr>
-          <w:t>25</w:t>
-        </w:r>
-      </w:hyperlink>
+      <w:r>
+        <w:rPr>
+          <w:lang w:val="en_US" w:bidi="en_US"/>
+        </w:rPr>
+        <w:t>25</w:t>
+      </w:r>
       <w:r>
         <w:rPr>
           <w:lang w:val="en_US" w:bidi="en_US"/>
         </w:rPr>
         <w:t xml:space="preserve">; </w:t>
       </w:r>
-      <w:hyperlink r:id="rId51">
-        <w:r>
-          <w:rPr>
-            <w:lang w:val="en_US" w:bidi="en_US"/>
-          </w:rPr>
-          <w:rPr>
-            <w:color w:val="0000EE"/>
-            <w:u w:val="single"/>
-          </w:rPr>
-          <w:t>7:14</w:t>
-        </w:r>
-      </w:hyperlink>
+      <w:r>
+        <w:rPr>
+          <w:lang w:val="en_US" w:bidi="en_US"/>
+        </w:rPr>
+        <w:t>7:14</w:t>
+      </w:r>
       <w:r>
         <w:rPr>
           <w:lang w:val="en_US" w:bidi="en_US"/>
         </w:rPr>
         <w:t xml:space="preserve">; </w:t>
       </w:r>
-      <w:hyperlink r:id="rId52">
-        <w:r>
-          <w:rPr>
-            <w:lang w:val="en_US" w:bidi="en_US"/>
-          </w:rPr>
-          <w:rPr>
-            <w:color w:val="0000EE"/>
-            <w:u w:val="single"/>
-          </w:rPr>
-          <w:t>16:2–4</w:t>
-        </w:r>
-      </w:hyperlink>
+      <w:r>
+        <w:rPr>
+          <w:lang w:val="en_US" w:bidi="en_US"/>
+        </w:rPr>
+        <w:t>16:2–4</w:t>
+      </w:r>
       <w:r>
         <w:rPr>
           <w:lang w:val="en_US" w:bidi="en_US"/>
         </w:rPr>
         <w:t xml:space="preserve">; </w:t>
       </w:r>
-      <w:hyperlink r:id="rId22">
-        <w:r>
-          <w:rPr>
-            <w:lang w:val="en_US" w:bidi="en_US"/>
-          </w:rPr>
-          <w:rPr>
-            <w:color w:val="0000EE"/>
-            <w:u w:val="single"/>
-          </w:rPr>
-          <w:t>18:21</w:t>
-        </w:r>
-      </w:hyperlink>
+      <w:r>
+        <w:rPr>
+          <w:lang w:val="en_US" w:bidi="en_US"/>
+        </w:rPr>
+        <w:t>18:21</w:t>
+      </w:r>
       <w:r>
         <w:rPr>
           <w:lang w:val="en_US" w:bidi="en_US"/>
         </w:rPr>
         <w:t xml:space="preserve">; </w:t>
       </w:r>
-      <w:hyperlink r:id="rId53">
-        <w:r>
-          <w:rPr>
-            <w:lang w:val="en_US" w:bidi="en_US"/>
-          </w:rPr>
-          <w:rPr>
-            <w:color w:val="0000EE"/>
-            <w:u w:val="single"/>
-          </w:rPr>
-          <w:t>51:30</w:t>
-        </w:r>
-      </w:hyperlink>
+      <w:r>
+        <w:rPr>
+          <w:lang w:val="en_US" w:bidi="en_US"/>
+        </w:rPr>
+        <w:t>51:30</w:t>
+      </w:r>
       <w:r>
         <w:rPr>
           <w:lang w:val="en_US" w:bidi="en_US"/>
         </w:rPr>
         <w:t xml:space="preserve">, </w:t>
       </w:r>
-      <w:hyperlink r:id="rId54">
-        <w:r>
-          <w:rPr>
-            <w:lang w:val="en_US" w:bidi="en_US"/>
-          </w:rPr>
-          <w:rPr>
-            <w:color w:val="0000EE"/>
-            <w:u w:val="single"/>
-          </w:rPr>
-          <w:t>34</w:t>
-        </w:r>
-      </w:hyperlink>
+      <w:r>
+        <w:rPr>
+          <w:lang w:val="en_US" w:bidi="en_US"/>
+        </w:rPr>
+        <w:t>34</w:t>
+      </w:r>
       <w:r>
         <w:rPr>
           <w:lang w:val="en_US" w:bidi="en_US"/>
         </w:rPr>
         <w:t xml:space="preserve">; </w:t>
       </w:r>
-      <w:hyperlink r:id="rId55">
-        <w:r>
-          <w:rPr>
-            <w:lang w:val="en_US" w:bidi="en_US"/>
-          </w:rPr>
-          <w:rPr>
-            <w:color w:val="0000EE"/>
-            <w:u w:val="single"/>
-          </w:rPr>
-          <w:t>52:14</w:t>
-        </w:r>
-      </w:hyperlink>
+      <w:r>
+        <w:rPr>
+          <w:lang w:val="en_US" w:bidi="en_US"/>
+        </w:rPr>
+        <w:t>52:14</w:t>
+      </w:r>
       <w:r>
         <w:rPr>
           <w:lang w:val="en_US" w:bidi="en_US"/>
@@ -1276,54 +1006,36 @@
         </w:rPr>
         <w:t>false prophets (</w:t>
       </w:r>
-      <w:hyperlink r:id="rId56">
-        <w:r>
-          <w:rPr>
-            <w:lang w:val="en_US" w:bidi="en_US"/>
-          </w:rPr>
-          <w:rPr>
-            <w:color w:val="0000EE"/>
-            <w:u w:val="single"/>
-          </w:rPr>
-          <w:t>2:14</w:t>
-        </w:r>
-      </w:hyperlink>
+      <w:r>
+        <w:rPr>
+          <w:lang w:val="en_US" w:bidi="en_US"/>
+        </w:rPr>
+        <w:t>2:14</w:t>
+      </w:r>
       <w:r>
         <w:rPr>
           <w:lang w:val="en_US" w:bidi="en_US"/>
         </w:rPr>
         <w:t xml:space="preserve">; see also </w:t>
       </w:r>
-      <w:hyperlink r:id="rId57">
-        <w:r>
-          <w:rPr>
-            <w:lang w:val="en_US" w:bidi="en_US"/>
-          </w:rPr>
-          <w:rPr>
-            <w:color w:val="0000EE"/>
-            <w:u w:val="single"/>
-          </w:rPr>
-          <w:t>Jeremiah 23:25–29</w:t>
-        </w:r>
-      </w:hyperlink>
+      <w:r>
+        <w:rPr>
+          <w:lang w:val="en_US" w:bidi="en_US"/>
+        </w:rPr>
+        <w:t>Jeremiah 23:25–29</w:t>
+      </w:r>
       <w:r>
         <w:rPr>
           <w:lang w:val="en_US" w:bidi="en_US"/>
         </w:rPr>
         <w:t xml:space="preserve">; </w:t>
       </w:r>
-      <w:hyperlink r:id="rId58">
-        <w:r>
-          <w:rPr>
-            <w:lang w:val="en_US" w:bidi="en_US"/>
-          </w:rPr>
-          <w:rPr>
-            <w:color w:val="0000EE"/>
-            <w:u w:val="single"/>
-          </w:rPr>
-          <w:t>29:8–9</w:t>
-        </w:r>
-      </w:hyperlink>
+      <w:r>
+        <w:rPr>
+          <w:lang w:val="en_US" w:bidi="en_US"/>
+        </w:rPr>
+        <w:t>29:8–9</w:t>
+      </w:r>
       <w:r>
         <w:rPr>
           <w:lang w:val="en_US" w:bidi="en_US"/>
@@ -1348,36 +1060,24 @@
         </w:rPr>
         <w:t>bitterness (</w:t>
       </w:r>
-      <w:hyperlink r:id="rId59">
-        <w:r>
-          <w:rPr>
-            <w:lang w:val="en_US" w:bidi="en_US"/>
-          </w:rPr>
-          <w:rPr>
-            <w:color w:val="0000EE"/>
-            <w:u w:val="single"/>
-          </w:rPr>
-          <w:t>3:19</w:t>
-        </w:r>
-      </w:hyperlink>
+      <w:r>
+        <w:rPr>
+          <w:lang w:val="en_US" w:bidi="en_US"/>
+        </w:rPr>
+        <w:t>3:19</w:t>
+      </w:r>
       <w:r>
         <w:rPr>
           <w:lang w:val="en_US" w:bidi="en_US"/>
         </w:rPr>
         <w:t xml:space="preserve">; see also </w:t>
       </w:r>
-      <w:hyperlink r:id="rId60">
-        <w:r>
-          <w:rPr>
-            <w:lang w:val="en_US" w:bidi="en_US"/>
-          </w:rPr>
-          <w:rPr>
-            <w:color w:val="0000EE"/>
-            <w:u w:val="single"/>
-          </w:rPr>
-          <w:t>Jeremiah 9:15</w:t>
-        </w:r>
-      </w:hyperlink>
+      <w:r>
+        <w:rPr>
+          <w:lang w:val="en_US" w:bidi="en_US"/>
+        </w:rPr>
+        <w:t>Jeremiah 9:15</w:t>
+      </w:r>
       <w:r>
         <w:rPr>
           <w:lang w:val="en_US" w:bidi="en_US"/>
@@ -1402,72 +1102,48 @@
         </w:rPr>
         <w:t xml:space="preserve"> pits (</w:t>
       </w:r>
-      <w:hyperlink r:id="rId61">
-        <w:r>
-          <w:rPr>
-            <w:lang w:val="en_US" w:bidi="en_US"/>
-          </w:rPr>
-          <w:rPr>
-            <w:color w:val="0000EE"/>
-            <w:u w:val="single"/>
-          </w:rPr>
-          <w:t>3:53</w:t>
-        </w:r>
-      </w:hyperlink>
+      <w:r>
+        <w:rPr>
+          <w:lang w:val="en_US" w:bidi="en_US"/>
+        </w:rPr>
+        <w:t>3:53</w:t>
+      </w:r>
       <w:r>
         <w:rPr>
           <w:lang w:val="en_US" w:bidi="en_US"/>
         </w:rPr>
         <w:t xml:space="preserve">, </w:t>
       </w:r>
-      <w:hyperlink r:id="rId62">
-        <w:r>
-          <w:rPr>
-            <w:lang w:val="en_US" w:bidi="en_US"/>
-          </w:rPr>
-          <w:rPr>
-            <w:color w:val="0000EE"/>
-            <w:u w:val="single"/>
-          </w:rPr>
-          <w:t>55</w:t>
-        </w:r>
-      </w:hyperlink>
+      <w:r>
+        <w:rPr>
+          <w:lang w:val="en_US" w:bidi="en_US"/>
+        </w:rPr>
+        <w:t>55</w:t>
+      </w:r>
       <w:r>
         <w:rPr>
           <w:lang w:val="en_US" w:bidi="en_US"/>
         </w:rPr>
         <w:t xml:space="preserve">; see also </w:t>
       </w:r>
-      <w:hyperlink r:id="rId63">
-        <w:r>
-          <w:rPr>
-            <w:lang w:val="en_US" w:bidi="en_US"/>
-          </w:rPr>
-          <w:rPr>
-            <w:color w:val="0000EE"/>
-            <w:u w:val="single"/>
-          </w:rPr>
-          <w:t>Jeremiah 37:16</w:t>
-        </w:r>
-      </w:hyperlink>
+      <w:r>
+        <w:rPr>
+          <w:lang w:val="en_US" w:bidi="en_US"/>
+        </w:rPr>
+        <w:t>Jeremiah 37:16</w:t>
+      </w:r>
       <w:r>
         <w:rPr>
           <w:lang w:val="en_US" w:bidi="en_US"/>
         </w:rPr>
         <w:t xml:space="preserve">; </w:t>
       </w:r>
-      <w:hyperlink r:id="rId64">
-        <w:r>
-          <w:rPr>
-            <w:lang w:val="en_US" w:bidi="en_US"/>
-          </w:rPr>
-          <w:rPr>
-            <w:color w:val="0000EE"/>
-            <w:u w:val="single"/>
-          </w:rPr>
-          <w:t>38:6–13</w:t>
-        </w:r>
-      </w:hyperlink>
+      <w:r>
+        <w:rPr>
+          <w:lang w:val="en_US" w:bidi="en_US"/>
+        </w:rPr>
+        <w:t>38:6–13</w:t>
+      </w:r>
       <w:r>
         <w:rPr>
           <w:lang w:val="en_US" w:bidi="en_US"/>
@@ -1492,36 +1168,24 @@
         </w:rPr>
         <w:t>clay pots (</w:t>
       </w:r>
-      <w:hyperlink r:id="rId65">
-        <w:r>
-          <w:rPr>
-            <w:lang w:val="en_US" w:bidi="en_US"/>
-          </w:rPr>
-          <w:rPr>
-            <w:color w:val="0000EE"/>
-            <w:u w:val="single"/>
-          </w:rPr>
-          <w:t>4:2</w:t>
-        </w:r>
-      </w:hyperlink>
+      <w:r>
+        <w:rPr>
+          <w:lang w:val="en_US" w:bidi="en_US"/>
+        </w:rPr>
+        <w:t>4:2</w:t>
+      </w:r>
       <w:r>
         <w:rPr>
           <w:lang w:val="en_US" w:bidi="en_US"/>
         </w:rPr>
         <w:t xml:space="preserve">; see also </w:t>
       </w:r>
-      <w:hyperlink r:id="rId66">
-        <w:r>
-          <w:rPr>
-            <w:lang w:val="en_US" w:bidi="en_US"/>
-          </w:rPr>
-          <w:rPr>
-            <w:color w:val="0000EE"/>
-            <w:u w:val="single"/>
-          </w:rPr>
-          <w:t>Jeremiah 19:11</w:t>
-        </w:r>
-      </w:hyperlink>
+      <w:r>
+        <w:rPr>
+          <w:lang w:val="en_US" w:bidi="en_US"/>
+        </w:rPr>
+        <w:t>Jeremiah 19:11</w:t>
+      </w:r>
       <w:r>
         <w:rPr>
           <w:lang w:val="en_US" w:bidi="en_US"/>
@@ -1581,36 +1245,24 @@
         </w:rPr>
         <w:t xml:space="preserve">The writer of Lamentations found meaning even in this disaster. God’s people brought this judgment on themselves through false worship and sinful behavior. God was angry because they rejected his rule and broke their covenant (binding agreement) with him. As a result, God judged them, just as he had promised (see </w:t>
       </w:r>
-      <w:hyperlink r:id="rId67">
-        <w:r>
-          <w:rPr>
-            <w:lang w:val="en_US" w:bidi="en_US"/>
-          </w:rPr>
-          <w:rPr>
-            <w:color w:val="0000EE"/>
-            <w:u w:val="single"/>
-          </w:rPr>
-          <w:t>Deuteronomy 28:32–53</w:t>
-        </w:r>
-      </w:hyperlink>
+      <w:r>
+        <w:rPr>
+          <w:lang w:val="en_US" w:bidi="en_US"/>
+        </w:rPr>
+        <w:t>Deuteronomy 28:32–53</w:t>
+      </w:r>
       <w:r>
         <w:rPr>
           <w:lang w:val="en_US" w:bidi="en_US"/>
         </w:rPr>
         <w:t xml:space="preserve">). God's judgment was right and fair (see </w:t>
       </w:r>
-      <w:hyperlink r:id="rId35">
-        <w:r>
-          <w:rPr>
-            <w:lang w:val="en_US" w:bidi="en_US"/>
-          </w:rPr>
-          <w:rPr>
-            <w:color w:val="0000EE"/>
-            <w:u w:val="single"/>
-          </w:rPr>
-          <w:t>Lamentations 1:18</w:t>
-        </w:r>
-      </w:hyperlink>
+      <w:r>
+        <w:rPr>
+          <w:lang w:val="en_US" w:bidi="en_US"/>
+        </w:rPr>
+        <w:t>Lamentations 1:18</w:t>
+      </w:r>
       <w:r>
         <w:rPr>
           <w:lang w:val="en_US" w:bidi="en_US"/>
@@ -1645,18 +1297,12 @@
         </w:rPr>
         <w:t>God is eternal, and he rules over all creation. Even when fear and doubt attack the human spirit, God remains faithful. His anger is just, but it does not last forever. When people confess their sins and repent (turn away from sin), God’s anger ends, and people can once again sing about his great faithfulness (</w:t>
       </w:r>
-      <w:hyperlink r:id="rId68">
-        <w:r>
-          <w:rPr>
-            <w:lang w:val="en_US" w:bidi="en_US"/>
-          </w:rPr>
-          <w:rPr>
-            <w:color w:val="0000EE"/>
-            <w:u w:val="single"/>
-          </w:rPr>
-          <w:t>Lamentations 3:21–26</w:t>
-        </w:r>
-      </w:hyperlink>
+      <w:r>
+        <w:rPr>
+          <w:lang w:val="en_US" w:bidi="en_US"/>
+        </w:rPr>
+        <w:t>Lamentations 3:21–26</w:t>
+      </w:r>
       <w:r>
         <w:rPr>
           <w:lang w:val="en_US" w:bidi="en_US"/>
